--- a/跟其他论文平台比较.docx
+++ b/跟其他论文平台比较.docx
@@ -23,12 +23,28 @@
     </w:p>
     <w:p>
       <w:r>
-        <w:t>CISP 是 512-bit、五个并行 FU 的研究原型；六个应用为 Reed-Solomon、H.264、Ygx2、Susan、LUCAS、MPEG2；纵向压缩删除 NOP、用 ifnull[h][w] 标记有效槽、每槽独立 bank/FPCR/BAR，并在 65 nm 下用 Design Compiler 综合。</w:t>
-      </w:r>
-    </w:p>
-    <w:p>
-      <w:r>
-        <w:t>截至 2026-09-10，无法从公开入口直接取得 CISP 的 RTL、mapper 或六应用逐周期 trace；能取得的是完整论文及汇总统计。因此 CISP 可以继续作为 Candidate A 的方法学 baseline，但不能作为本论文新增 E2 实验平台。若必须做同 trace 对比，下一步只能联系论文通信作者 Gongli Li（论文列出的邮箱 ligl522@163.com）索取匿名化 VLIW trace、每槽宽度和 kernel 边界。</w:t>
+        <w:t xml:space="preserve">CISP 是 512-bit、五个并行 FU 的研究原型；六个应用为 Reed-Solomon、H.264、Ygx2、Susan、LUCAS、MPEG2；纵向压缩删除 NOP、用 </w:t>
+      </w:r>
+      <w:proofErr w:type="spellStart"/>
+      <w:r>
+        <w:t>ifnull</w:t>
+      </w:r>
+      <w:proofErr w:type="spellEnd"/>
+      <w:r>
+        <w:t>[h][w] 标记有效槽、每槽独立 bank/FPCR/BAR，并在 65 nm 下用 Design Compiler 综合。</w:t>
+      </w:r>
+    </w:p>
+    <w:p>
+      <w:r>
+        <w:t xml:space="preserve">截至 2026-09-10，无法从公开入口直接取得 CISP 的 RTL、mapper 或六应用逐周期 trace；能取得的是完整论文及汇总统计。因此 CISP 可以继续作为 Candidate A 的方法学 baseline，但不能作为本论文新增 E2 实验平台。若必须做同 trace 对比，下一步只能联系论文通信作者 </w:t>
+      </w:r>
+      <w:proofErr w:type="spellStart"/>
+      <w:r>
+        <w:t>Gongli</w:t>
+      </w:r>
+      <w:proofErr w:type="spellEnd"/>
+      <w:r>
+        <w:t xml:space="preserve"> Li（论文列出的邮箱 ligl522@163.com）索取匿名化 VLIW trace、每槽宽度和 kernel 边界。</w:t>
       </w:r>
     </w:p>
     <w:p>
@@ -38,8 +54,13 @@
           <w:rFonts w:hint="eastAsia"/>
         </w:rPr>
       </w:pPr>
-      <w:r>
-        <w:t>OpenEdgeCGRA：保留 N=4 后的真实结果</w:t>
+      <w:proofErr w:type="spellStart"/>
+      <w:r>
+        <w:t>OpenEdgeCGRA</w:t>
+      </w:r>
+      <w:proofErr w:type="spellEnd"/>
+      <w:r>
+        <w:t>：保留 N=4 后的真实结果</w:t>
       </w:r>
     </w:p>
     <w:p>
@@ -208,74 +229,7 @@
         </w:rPr>
         <w:t>EPFL ESL, </w:t>
       </w:r>
-      <w:hyperlink r:id="rId5" w:history="1">
-        <w:r>
-          <w:rPr>
-            <w:rFonts w:ascii="Segoe UI" w:eastAsia="宋体" w:hAnsi="Segoe UI" w:cs="Segoe UI"/>
-            <w:color w:val="175CD3"/>
-            <w:kern w:val="0"/>
-            <w:sz w:val="23"/>
-            <w:szCs w:val="23"/>
-            <w14:ligatures w14:val="none"/>
-          </w:rPr>
-          <w:t xml:space="preserve">OpenEdgeCGRA </w:t>
-        </w:r>
-        <w:r>
-          <w:rPr>
-            <w:rFonts w:ascii="Segoe UI" w:eastAsia="宋体" w:hAnsi="Segoe UI" w:cs="Segoe UI"/>
-            <w:color w:val="175CD3"/>
-            <w:kern w:val="0"/>
-            <w:sz w:val="23"/>
-            <w:szCs w:val="23"/>
-            <w14:ligatures w14:val="none"/>
-          </w:rPr>
-          <w:t>公开</w:t>
-        </w:r>
-        <w:r>
-          <w:rPr>
-            <w:rFonts w:ascii="Segoe UI" w:eastAsia="宋体" w:hAnsi="Segoe UI" w:cs="Segoe UI"/>
-            <w:color w:val="175CD3"/>
-            <w:kern w:val="0"/>
-            <w:sz w:val="23"/>
-            <w:szCs w:val="23"/>
-            <w14:ligatures w14:val="none"/>
-          </w:rPr>
-          <w:t xml:space="preserve"> RTL</w:t>
-        </w:r>
-        <w:r>
-          <w:rPr>
-            <w:rFonts w:ascii="Segoe UI" w:eastAsia="宋体" w:hAnsi="Segoe UI" w:cs="Segoe UI"/>
-            <w:color w:val="175CD3"/>
-            <w:kern w:val="0"/>
-            <w:sz w:val="23"/>
-            <w:szCs w:val="23"/>
-            <w14:ligatures w14:val="none"/>
-          </w:rPr>
-          <w:t>、</w:t>
-        </w:r>
-        <w:r>
-          <w:rPr>
-            <w:rFonts w:ascii="Segoe UI" w:eastAsia="宋体" w:hAnsi="Segoe UI" w:cs="Segoe UI"/>
-            <w:color w:val="175CD3"/>
-            <w:kern w:val="0"/>
-            <w:sz w:val="23"/>
-            <w:szCs w:val="23"/>
-            <w14:ligatures w14:val="none"/>
-          </w:rPr>
-          <w:t xml:space="preserve">ISA </w:t>
-        </w:r>
-        <w:r>
-          <w:rPr>
-            <w:rFonts w:ascii="Segoe UI" w:eastAsia="宋体" w:hAnsi="Segoe UI" w:cs="Segoe UI"/>
-            <w:color w:val="175CD3"/>
-            <w:kern w:val="0"/>
-            <w:sz w:val="23"/>
-            <w:szCs w:val="23"/>
-            <w14:ligatures w14:val="none"/>
-          </w:rPr>
-          <w:t>与映射</w:t>
-        </w:r>
-      </w:hyperlink>
+      <w:proofErr w:type="spellStart"/>
       <w:r>
         <w:rPr>
           <w:rFonts w:ascii="Segoe UI" w:eastAsia="宋体" w:hAnsi="Segoe UI" w:cs="Segoe UI"/>
@@ -285,7 +239,7 @@
           <w:szCs w:val="23"/>
           <w14:ligatures w14:val="none"/>
         </w:rPr>
-        <w:t>；论文</w:t>
+        <w:fldChar w:fldCharType="begin"/>
       </w:r>
       <w:r>
         <w:rPr>
@@ -296,9 +250,141 @@
           <w:szCs w:val="23"/>
           <w14:ligatures w14:val="none"/>
         </w:rPr>
+        <w:instrText>HYPERLINK "https://github.com/esl-epfl/OpenEdgeCGRA"</w:instrText>
+      </w:r>
+      <w:r>
+        <w:rPr>
+          <w:rFonts w:ascii="Segoe UI" w:eastAsia="宋体" w:hAnsi="Segoe UI" w:cs="Segoe UI"/>
+          <w:color w:val="182230"/>
+          <w:kern w:val="0"/>
+          <w:sz w:val="23"/>
+          <w:szCs w:val="23"/>
+          <w14:ligatures w14:val="none"/>
+        </w:rPr>
+      </w:r>
+      <w:r>
+        <w:rPr>
+          <w:rFonts w:ascii="Segoe UI" w:eastAsia="宋体" w:hAnsi="Segoe UI" w:cs="Segoe UI"/>
+          <w:color w:val="182230"/>
+          <w:kern w:val="0"/>
+          <w:sz w:val="23"/>
+          <w:szCs w:val="23"/>
+          <w14:ligatures w14:val="none"/>
+        </w:rPr>
+        <w:fldChar w:fldCharType="separate"/>
+      </w:r>
+      <w:r>
+        <w:rPr>
+          <w:rFonts w:ascii="Segoe UI" w:eastAsia="宋体" w:hAnsi="Segoe UI" w:cs="Segoe UI"/>
+          <w:color w:val="175CD3"/>
+          <w:kern w:val="0"/>
+          <w:sz w:val="23"/>
+          <w:szCs w:val="23"/>
+          <w14:ligatures w14:val="none"/>
+        </w:rPr>
+        <w:t>OpenEdgeCGRA</w:t>
+      </w:r>
+      <w:proofErr w:type="spellEnd"/>
+      <w:r>
+        <w:rPr>
+          <w:rFonts w:ascii="Segoe UI" w:eastAsia="宋体" w:hAnsi="Segoe UI" w:cs="Segoe UI"/>
+          <w:color w:val="175CD3"/>
+          <w:kern w:val="0"/>
+          <w:sz w:val="23"/>
+          <w:szCs w:val="23"/>
+          <w14:ligatures w14:val="none"/>
+        </w:rPr>
+        <w:t xml:space="preserve"> </w:t>
+      </w:r>
+      <w:r>
+        <w:rPr>
+          <w:rFonts w:ascii="Segoe UI" w:eastAsia="宋体" w:hAnsi="Segoe UI" w:cs="Segoe UI"/>
+          <w:color w:val="175CD3"/>
+          <w:kern w:val="0"/>
+          <w:sz w:val="23"/>
+          <w:szCs w:val="23"/>
+          <w14:ligatures w14:val="none"/>
+        </w:rPr>
+        <w:t>公开</w:t>
+      </w:r>
+      <w:r>
+        <w:rPr>
+          <w:rFonts w:ascii="Segoe UI" w:eastAsia="宋体" w:hAnsi="Segoe UI" w:cs="Segoe UI"/>
+          <w:color w:val="175CD3"/>
+          <w:kern w:val="0"/>
+          <w:sz w:val="23"/>
+          <w:szCs w:val="23"/>
+          <w14:ligatures w14:val="none"/>
+        </w:rPr>
+        <w:t xml:space="preserve"> RTL</w:t>
+      </w:r>
+      <w:r>
+        <w:rPr>
+          <w:rFonts w:ascii="Segoe UI" w:eastAsia="宋体" w:hAnsi="Segoe UI" w:cs="Segoe UI"/>
+          <w:color w:val="175CD3"/>
+          <w:kern w:val="0"/>
+          <w:sz w:val="23"/>
+          <w:szCs w:val="23"/>
+          <w14:ligatures w14:val="none"/>
+        </w:rPr>
+        <w:t>、</w:t>
+      </w:r>
+      <w:r>
+        <w:rPr>
+          <w:rFonts w:ascii="Segoe UI" w:eastAsia="宋体" w:hAnsi="Segoe UI" w:cs="Segoe UI"/>
+          <w:color w:val="175CD3"/>
+          <w:kern w:val="0"/>
+          <w:sz w:val="23"/>
+          <w:szCs w:val="23"/>
+          <w14:ligatures w14:val="none"/>
+        </w:rPr>
+        <w:t xml:space="preserve">ISA </w:t>
+      </w:r>
+      <w:r>
+        <w:rPr>
+          <w:rFonts w:ascii="Segoe UI" w:eastAsia="宋体" w:hAnsi="Segoe UI" w:cs="Segoe UI"/>
+          <w:color w:val="175CD3"/>
+          <w:kern w:val="0"/>
+          <w:sz w:val="23"/>
+          <w:szCs w:val="23"/>
+          <w14:ligatures w14:val="none"/>
+        </w:rPr>
+        <w:t>与映射</w:t>
+      </w:r>
+      <w:r>
+        <w:rPr>
+          <w:rFonts w:ascii="Segoe UI" w:eastAsia="宋体" w:hAnsi="Segoe UI" w:cs="Segoe UI"/>
+          <w:color w:val="182230"/>
+          <w:kern w:val="0"/>
+          <w:sz w:val="23"/>
+          <w:szCs w:val="23"/>
+          <w14:ligatures w14:val="none"/>
+        </w:rPr>
+        <w:fldChar w:fldCharType="end"/>
+      </w:r>
+      <w:r>
+        <w:rPr>
+          <w:rFonts w:ascii="Segoe UI" w:eastAsia="宋体" w:hAnsi="Segoe UI" w:cs="Segoe UI"/>
+          <w:color w:val="182230"/>
+          <w:kern w:val="0"/>
+          <w:sz w:val="23"/>
+          <w:szCs w:val="23"/>
+          <w14:ligatures w14:val="none"/>
+        </w:rPr>
+        <w:t>；论文</w:t>
+      </w:r>
+      <w:r>
+        <w:rPr>
+          <w:rFonts w:ascii="Segoe UI" w:eastAsia="宋体" w:hAnsi="Segoe UI" w:cs="Segoe UI"/>
+          <w:color w:val="182230"/>
+          <w:kern w:val="0"/>
+          <w:sz w:val="23"/>
+          <w:szCs w:val="23"/>
+          <w14:ligatures w14:val="none"/>
+        </w:rPr>
         <w:t>DOI </w:t>
       </w:r>
-      <w:hyperlink r:id="rId6" w:history="1">
+      <w:hyperlink r:id="rId5" w:history="1">
         <w:r>
           <w:rPr>
             <w:rFonts w:ascii="Segoe UI" w:eastAsia="宋体" w:hAnsi="Segoe UI" w:cs="Segoe UI"/>
@@ -340,7 +426,63 @@
     </w:p>
     <w:p>
       <w:r>
-        <w:t>包含 dbl_max、dbl_min、fft_bitrev、fft_cplx、fft_cplx_forever、max_peak、min_max_circular；合计 118 个 context 地址、293 个有效 row 字，平均 2.483/4，24 拍四槽全开。118 行能直接放进原平台的 128 深 bank。</w:t>
+        <w:t xml:space="preserve">包含 </w:t>
+      </w:r>
+      <w:proofErr w:type="spellStart"/>
+      <w:r>
+        <w:t>dbl_max</w:t>
+      </w:r>
+      <w:proofErr w:type="spellEnd"/>
+      <w:r>
+        <w:t>、</w:t>
+      </w:r>
+      <w:proofErr w:type="spellStart"/>
+      <w:r>
+        <w:t>dbl_min</w:t>
+      </w:r>
+      <w:proofErr w:type="spellEnd"/>
+      <w:r>
+        <w:t>、</w:t>
+      </w:r>
+      <w:proofErr w:type="spellStart"/>
+      <w:r>
+        <w:t>fft_bitrev</w:t>
+      </w:r>
+      <w:proofErr w:type="spellEnd"/>
+      <w:r>
+        <w:t>、</w:t>
+      </w:r>
+      <w:proofErr w:type="spellStart"/>
+      <w:r>
+        <w:t>fft_cplx</w:t>
+      </w:r>
+      <w:proofErr w:type="spellEnd"/>
+      <w:r>
+        <w:t>、</w:t>
+      </w:r>
+      <w:proofErr w:type="spellStart"/>
+      <w:r>
+        <w:t>fft_cplx_forever</w:t>
+      </w:r>
+      <w:proofErr w:type="spellEnd"/>
+      <w:r>
+        <w:t>、</w:t>
+      </w:r>
+      <w:proofErr w:type="spellStart"/>
+      <w:r>
+        <w:t>max_peak</w:t>
+      </w:r>
+      <w:proofErr w:type="spellEnd"/>
+      <w:r>
+        <w:t>、</w:t>
+      </w:r>
+      <w:proofErr w:type="spellStart"/>
+      <w:r>
+        <w:t>min_max_circular</w:t>
+      </w:r>
+      <w:proofErr w:type="spellEnd"/>
+      <w:r>
+        <w:t>；合计 118 个 context 地址、293 个有效 row 字，平均 2.483/4，24 拍四槽全开。118 行能直接放进原平台的 128 深 bank。</w:t>
       </w:r>
       <w:r>
         <w:rPr>
@@ -359,7 +501,23 @@
     </w:p>
     <w:p>
       <w:r>
-        <w:t>此口径再加入 check_size、func_test 和三个 while-loop 利用率测试，共 348 地址、1,020 个有效 row 字。它超过原 128 深物理 context memory，所以代表“把平台扩到可同时放下全部公开映射”的设计实验，不是原芯片现成容量；且 203/348 拍四槽全开，明显受测试程序支配。</w:t>
+        <w:t xml:space="preserve">此口径再加入 </w:t>
+      </w:r>
+      <w:proofErr w:type="spellStart"/>
+      <w:r>
+        <w:t>check_size</w:t>
+      </w:r>
+      <w:proofErr w:type="spellEnd"/>
+      <w:r>
+        <w:t>、</w:t>
+      </w:r>
+      <w:proofErr w:type="spellStart"/>
+      <w:r>
+        <w:t>func_test</w:t>
+      </w:r>
+      <w:proofErr w:type="spellEnd"/>
+      <w:r>
+        <w:t xml:space="preserve"> 和三个 while-loop 利用率测试，共 348 地址、1,020 个有效 row 字。它超过原 128 深物理 context memory，所以代表“把平台扩到可同时放下全部公开映射”的设计实验，不是原芯片现成容量；且 203/348 拍四槽全开，明显受测试程序支配。</w:t>
       </w:r>
     </w:p>
     <w:p>
@@ -380,7 +538,7 @@
                     <pic:cNvPicPr/>
                   </pic:nvPicPr>
                   <pic:blipFill>
-                    <a:blip r:embed="rId7"/>
+                    <a:blip r:embed="rId6"/>
                     <a:stretch>
                       <a:fillRect/>
                     </a:stretch>
@@ -435,6 +593,7 @@
       <w:r>
         <w:t> 时把 </w:t>
       </w:r>
+      <w:proofErr w:type="spellStart"/>
       <w:r>
         <w:rPr>
           <w:rStyle w:val="HTML"/>
@@ -443,6 +602,7 @@
         </w:rPr>
         <w:t>phase_q</w:t>
       </w:r>
+      <w:proofErr w:type="spellEnd"/>
       <w:r>
         <w:t xml:space="preserve"> 清零。小程序很多时，每个程序的第一个有效事件总偏向 lane 0，多个程序累加后可能把 lane 0 推过 </w:t>
       </w:r>
@@ -450,6 +610,7 @@
         <w:lastRenderedPageBreak/>
         <w:t>256，而其它 lane 还有空位。改进方式不是按 workload 定制 SRAM，而是在通用程序 descriptor 中加一个 2-bit </w:t>
       </w:r>
+      <w:proofErr w:type="spellStart"/>
       <w:r>
         <w:rPr>
           <w:rStyle w:val="HTML"/>
@@ -458,6 +619,7 @@
         </w:rPr>
         <w:t>initial_phase</w:t>
       </w:r>
+      <w:proofErr w:type="spellEnd"/>
       <w:r>
         <w:t>；编译器把每个程序的起点在 0/1/2/3 中旋转，硬件启动时把 phase 初始化为该值。四条物理 lane 的深度仍完全相同，程序仍可替换。</w:t>
       </w:r>
@@ -483,6 +645,8 @@
           <w:shd w:val="clear" w:color="auto" w:fill="FFFFFF"/>
         </w:rPr>
       </w:pPr>
+      <w:bookmarkStart w:id="0" w:name="OLE_LINK1"/>
+      <w:proofErr w:type="spellStart"/>
       <w:r>
         <w:rPr>
           <w:rFonts w:ascii="Segoe UI" w:hAnsi="Segoe UI" w:cs="Segoe UI"/>
@@ -491,9 +655,20 @@
           <w:szCs w:val="23"/>
           <w:shd w:val="clear" w:color="auto" w:fill="FFFFFF"/>
         </w:rPr>
-        <w:t>Multanen et al., </w:t>
-      </w:r>
-      <w:hyperlink r:id="rId8" w:history="1">
+        <w:t>Multanen</w:t>
+      </w:r>
+      <w:proofErr w:type="spellEnd"/>
+      <w:r>
+        <w:rPr>
+          <w:rFonts w:ascii="Segoe UI" w:hAnsi="Segoe UI" w:cs="Segoe UI"/>
+          <w:color w:val="182230"/>
+          <w:sz w:val="23"/>
+          <w:szCs w:val="23"/>
+          <w:shd w:val="clear" w:color="auto" w:fill="FFFFFF"/>
+        </w:rPr>
+        <w:t xml:space="preserve"> et al., </w:t>
+      </w:r>
+      <w:hyperlink r:id="rId7" w:history="1">
         <w:r>
           <w:rPr>
             <w:rStyle w:val="af"/>
@@ -566,6 +741,7 @@
         <w:t>, DAEM, 2024</w:t>
       </w:r>
     </w:p>
+    <w:bookmarkEnd w:id="0"/>
     <w:p>
       <w:pPr>
         <w:pStyle w:val="ae"/>
@@ -1388,7 +1564,7 @@
                     <pic:cNvPicPr/>
                   </pic:nvPicPr>
                   <pic:blipFill>
-                    <a:blip r:embed="rId9"/>
+                    <a:blip r:embed="rId8"/>
                     <a:stretch>
                       <a:fillRect/>
                     </a:stretch>
@@ -1416,12 +1592,21 @@
           <w:numId w:val="5"/>
         </w:numPr>
       </w:pPr>
+      <w:proofErr w:type="spellStart"/>
       <w:r>
         <w:rPr>
           <w:b/>
           <w:bCs/>
         </w:rPr>
-        <w:t>Multanen 确实有效，但目标不同。</w:t>
+        <w:t>Multanen</w:t>
+      </w:r>
+      <w:proofErr w:type="spellEnd"/>
+      <w:r>
+        <w:rPr>
+          <w:b/>
+          <w:bCs/>
+        </w:rPr>
+        <w:t xml:space="preserve"> 确实有效，但目标不同。</w:t>
       </w:r>
       <w:r>
         <w:t>128×5 筛选点相对 E0 将一次池运行的存储动态能量降低约 18.5%、16.2%、23.5%。所以不能说“字典完全无效”。</w:t>
@@ -1444,9 +1629,22 @@
       <w:r>
         <w:t>BERT 压缩后 6068 字，仍需 8192 深；</w:t>
       </w:r>
+      <w:proofErr w:type="spellStart"/>
       <w:r>
         <w:lastRenderedPageBreak/>
-        <w:t>LLaMA 25460 字仍需 32768 深；SD-UNet 8702 字仍需 16384 深。主 SRAM 面积与 E0 相同，再加字典后略大。</w:t>
+        <w:t>LLaMA</w:t>
+      </w:r>
+      <w:proofErr w:type="spellEnd"/>
+      <w:r>
+        <w:t xml:space="preserve"> 25460 字仍需 32768 深；SD-</w:t>
+      </w:r>
+      <w:proofErr w:type="spellStart"/>
+      <w:r>
+        <w:t>UNet</w:t>
+      </w:r>
+      <w:proofErr w:type="spellEnd"/>
+      <w:r>
+        <w:t xml:space="preserve"> 8702 字仍需 16384 深。主 SRAM 面积与 E0 相同，再加字典后略大。</w:t>
       </w:r>
     </w:p>
     <w:p>
@@ -1464,7 +1662,15 @@
         <w:t>E2 的 SRAM 组织优势更强。</w:t>
       </w:r>
       <w:r>
-        <w:t>E2 面积约是字典筛选点的 21.8%、37.5%、19.4%；动态存储能量约是字典点的 19.2%、30.7%、26.8%。即使暂时不计 Multanen 更复杂的 bundle buffer 和控制逻辑，E2 仍明显更低。</w:t>
+        <w:t xml:space="preserve">E2 面积约是字典筛选点的 21.8%、37.5%、19.4%；动态存储能量约是字典点的 19.2%、30.7%、26.8%。即使暂时不计 </w:t>
+      </w:r>
+      <w:proofErr w:type="spellStart"/>
+      <w:r>
+        <w:t>Multanen</w:t>
+      </w:r>
+      <w:proofErr w:type="spellEnd"/>
+      <w:r>
+        <w:t xml:space="preserve"> 更复杂的 bundle buffer 和控制逻辑，E2 仍明显更低。</w:t>
       </w:r>
     </w:p>
     <w:p>
@@ -1482,15 +1688,144 @@
         <w:t>大字典改善读取，却增加启动开销。</w:t>
       </w:r>
       <w:r>
-        <w:t>128×5 需要在每个函数入口装更多项，额外周期达到 BERT 6.73%、SD-UNet 5.52%。原论文能把开销压到 0.13%，依赖热点循环大量重复执行；FRV 展开式微程序不具备同样摊薄条件。</w:t>
-      </w:r>
-    </w:p>
-    <w:p>
-      <w:pPr>
+        <w:t>128×5 需要在每个函数入口装更多项，额外周期达到 BERT 6.73%、SD-</w:t>
+      </w:r>
+      <w:proofErr w:type="spellStart"/>
+      <w:r>
+        <w:t>UNet</w:t>
+      </w:r>
+      <w:proofErr w:type="spellEnd"/>
+      <w:r>
+        <w:t xml:space="preserve"> 5.52%。原论文能把开销压到 0.13%，依赖热点循环大量重复执行；FRV 展开式微程序不具备同样摊薄条件。</w:t>
+      </w:r>
+    </w:p>
+    <w:p>
+      <w:pPr>
+        <w:pStyle w:val="1"/>
         <w:rPr>
           <w:rFonts w:hint="eastAsia"/>
         </w:rPr>
       </w:pPr>
+      <w:r>
+        <w:rPr>
+          <w:rFonts w:hint="eastAsia"/>
+        </w:rPr>
+        <w:t>Open ASIP的对比实验</w:t>
+      </w:r>
+    </w:p>
+    <w:p>
+      <w:pPr>
+        <w:pStyle w:val="ui-markdownparagraph"/>
+      </w:pPr>
+      <w:proofErr w:type="spellStart"/>
+      <w:r>
+        <w:rPr>
+          <w:rStyle w:val="font-semibold"/>
+        </w:rPr>
+        <w:t>OpenASIP</w:t>
+      </w:r>
+      <w:proofErr w:type="spellEnd"/>
+      <w:r>
+        <w:t>（Open Application-Specific Instruction-set Processor toolset）是芬兰 Tampere 大学自 2003 年起开发的开源 </w:t>
+      </w:r>
+      <w:r>
+        <w:rPr>
+          <w:rStyle w:val="font-semibold"/>
+        </w:rPr>
+        <w:t>ASIP（专用指令集处理器）协同设计工具链</w:t>
+      </w:r>
+      <w:r>
+        <w:t>，前身叫 TCE。它能从 C 程序一路走到可综合的处理器 RTL（VHDL/Verilog）和指令并行二进制。三个关键点：</w:t>
+      </w:r>
+    </w:p>
+    <w:p>
+      <w:pPr>
+        <w:pStyle w:val="ui-markdownlist-item"/>
+        <w:numPr>
+          <w:ilvl w:val="0"/>
+          <w:numId w:val="6"/>
+        </w:numPr>
+      </w:pPr>
+      <w:r>
+        <w:t>它的默认静态多发射模型是 </w:t>
+      </w:r>
+      <w:r>
+        <w:rPr>
+          <w:rStyle w:val="font-semibold"/>
+        </w:rPr>
+        <w:t>TTA（传输触发架构）</w:t>
+      </w:r>
+      <w:r>
+        <w:t>：不像经典 VLIW 那样每个槽编码"哪个 FU 执行什么操作"，而是每条总线一个槽、显式编码"数据从哪搬到哪"——所以它的指令流是 move-slot 流；</w:t>
+      </w:r>
+    </w:p>
+    <w:p>
+      <w:pPr>
+        <w:pStyle w:val="ui-markdownlist-item"/>
+        <w:numPr>
+          <w:ilvl w:val="0"/>
+          <w:numId w:val="6"/>
+        </w:numPr>
+      </w:pPr>
+      <w:r>
+        <w:t>它也支持操作型 VLIW（Blocks CGRA 演示，但翻译成 TTA 内部表示）和 RISC-V 定制（标量）；</w:t>
+      </w:r>
+    </w:p>
+    <w:p>
+      <w:pPr>
+        <w:pStyle w:val="ui-markdownlist-item"/>
+        <w:numPr>
+          <w:ilvl w:val="0"/>
+          <w:numId w:val="6"/>
+        </w:numPr>
+      </w:pPr>
+      <w:proofErr w:type="spellStart"/>
+      <w:r>
+        <w:rPr>
+          <w:rStyle w:val="font-semibold"/>
+        </w:rPr>
+        <w:t>Multanen</w:t>
+      </w:r>
+      <w:proofErr w:type="spellEnd"/>
+      <w:r>
+        <w:rPr>
+          <w:rStyle w:val="font-semibold"/>
+        </w:rPr>
+        <w:t xml:space="preserve"> 2024 字典论文的 5-slot/64-bit 基线处理器就是用 </w:t>
+      </w:r>
+      <w:proofErr w:type="spellStart"/>
+      <w:r>
+        <w:rPr>
+          <w:rStyle w:val="font-semibold"/>
+        </w:rPr>
+        <w:t>OpenASIP</w:t>
+      </w:r>
+      <w:proofErr w:type="spellEnd"/>
+      <w:r>
+        <w:rPr>
+          <w:rStyle w:val="font-semibold"/>
+        </w:rPr>
+        <w:t xml:space="preserve"> 生成的</w:t>
+      </w:r>
+      <w:r>
+        <w:t>——这就是为什么你们的 plan 把它列为获取公开 VLIW trace 的候选来源。</w:t>
+      </w:r>
+    </w:p>
+    <w:p>
+      <w:r>
+        <w:t>compress-vliw/plan/openasip_equal_width_tta_chstone_embench_e0e1e2e6_plan_2026-09-11.html</w:t>
+      </w:r>
+    </w:p>
+    <w:p>
+      <w:r>
+        <w:rPr>
+          <w:rFonts w:hint="eastAsia"/>
+        </w:rPr>
+        <w:t>让他生成等宽槽位的目标机器，然后对比E0/E1/E2/E6</w:t>
+      </w:r>
+      <w:r>
+        <w:t>(Multanen)</w:t>
+      </w:r>
     </w:p>
     <w:sectPr>
       <w:pgSz w:w="11906" w:h="16838"/>
@@ -1618,6 +1953,155 @@
     </w:lvl>
   </w:abstractNum>
   <w:abstractNum w:abstractNumId="1" w15:restartNumberingAfterBreak="0">
+    <w:nsid w:val="26BD58C3"/>
+    <w:multiLevelType w:val="multilevel"/>
+    <w:tmpl w:val="18F26A04"/>
+    <w:lvl w:ilvl="0">
+      <w:start w:val="1"/>
+      <w:numFmt w:val="bullet"/>
+      <w:lvlText w:val=""/>
+      <w:lvlJc w:val="left"/>
+      <w:pPr>
+        <w:tabs>
+          <w:tab w:val="num" w:pos="720"/>
+        </w:tabs>
+        <w:ind w:left="720" w:hanging="360"/>
+      </w:pPr>
+      <w:rPr>
+        <w:rFonts w:ascii="Symbol" w:hAnsi="Symbol" w:hint="default"/>
+        <w:sz w:val="20"/>
+      </w:rPr>
+    </w:lvl>
+    <w:lvl w:ilvl="1" w:tentative="1">
+      <w:start w:val="1"/>
+      <w:numFmt w:val="bullet"/>
+      <w:lvlText w:val="o"/>
+      <w:lvlJc w:val="left"/>
+      <w:pPr>
+        <w:tabs>
+          <w:tab w:val="num" w:pos="1440"/>
+        </w:tabs>
+        <w:ind w:left="1440" w:hanging="360"/>
+      </w:pPr>
+      <w:rPr>
+        <w:rFonts w:ascii="Courier New" w:hAnsi="Courier New" w:hint="default"/>
+        <w:sz w:val="20"/>
+      </w:rPr>
+    </w:lvl>
+    <w:lvl w:ilvl="2" w:tentative="1">
+      <w:start w:val="1"/>
+      <w:numFmt w:val="bullet"/>
+      <w:lvlText w:val=""/>
+      <w:lvlJc w:val="left"/>
+      <w:pPr>
+        <w:tabs>
+          <w:tab w:val="num" w:pos="2160"/>
+        </w:tabs>
+        <w:ind w:left="2160" w:hanging="360"/>
+      </w:pPr>
+      <w:rPr>
+        <w:rFonts w:ascii="Wingdings" w:hAnsi="Wingdings" w:hint="default"/>
+        <w:sz w:val="20"/>
+      </w:rPr>
+    </w:lvl>
+    <w:lvl w:ilvl="3" w:tentative="1">
+      <w:start w:val="1"/>
+      <w:numFmt w:val="bullet"/>
+      <w:lvlText w:val=""/>
+      <w:lvlJc w:val="left"/>
+      <w:pPr>
+        <w:tabs>
+          <w:tab w:val="num" w:pos="2880"/>
+        </w:tabs>
+        <w:ind w:left="2880" w:hanging="360"/>
+      </w:pPr>
+      <w:rPr>
+        <w:rFonts w:ascii="Wingdings" w:hAnsi="Wingdings" w:hint="default"/>
+        <w:sz w:val="20"/>
+      </w:rPr>
+    </w:lvl>
+    <w:lvl w:ilvl="4" w:tentative="1">
+      <w:start w:val="1"/>
+      <w:numFmt w:val="bullet"/>
+      <w:lvlText w:val=""/>
+      <w:lvlJc w:val="left"/>
+      <w:pPr>
+        <w:tabs>
+          <w:tab w:val="num" w:pos="3600"/>
+        </w:tabs>
+        <w:ind w:left="3600" w:hanging="360"/>
+      </w:pPr>
+      <w:rPr>
+        <w:rFonts w:ascii="Wingdings" w:hAnsi="Wingdings" w:hint="default"/>
+        <w:sz w:val="20"/>
+      </w:rPr>
+    </w:lvl>
+    <w:lvl w:ilvl="5" w:tentative="1">
+      <w:start w:val="1"/>
+      <w:numFmt w:val="bullet"/>
+      <w:lvlText w:val=""/>
+      <w:lvlJc w:val="left"/>
+      <w:pPr>
+        <w:tabs>
+          <w:tab w:val="num" w:pos="4320"/>
+        </w:tabs>
+        <w:ind w:left="4320" w:hanging="360"/>
+      </w:pPr>
+      <w:rPr>
+        <w:rFonts w:ascii="Wingdings" w:hAnsi="Wingdings" w:hint="default"/>
+        <w:sz w:val="20"/>
+      </w:rPr>
+    </w:lvl>
+    <w:lvl w:ilvl="6" w:tentative="1">
+      <w:start w:val="1"/>
+      <w:numFmt w:val="bullet"/>
+      <w:lvlText w:val=""/>
+      <w:lvlJc w:val="left"/>
+      <w:pPr>
+        <w:tabs>
+          <w:tab w:val="num" w:pos="5040"/>
+        </w:tabs>
+        <w:ind w:left="5040" w:hanging="360"/>
+      </w:pPr>
+      <w:rPr>
+        <w:rFonts w:ascii="Wingdings" w:hAnsi="Wingdings" w:hint="default"/>
+        <w:sz w:val="20"/>
+      </w:rPr>
+    </w:lvl>
+    <w:lvl w:ilvl="7" w:tentative="1">
+      <w:start w:val="1"/>
+      <w:numFmt w:val="bullet"/>
+      <w:lvlText w:val=""/>
+      <w:lvlJc w:val="left"/>
+      <w:pPr>
+        <w:tabs>
+          <w:tab w:val="num" w:pos="5760"/>
+        </w:tabs>
+        <w:ind w:left="5760" w:hanging="360"/>
+      </w:pPr>
+      <w:rPr>
+        <w:rFonts w:ascii="Wingdings" w:hAnsi="Wingdings" w:hint="default"/>
+        <w:sz w:val="20"/>
+      </w:rPr>
+    </w:lvl>
+    <w:lvl w:ilvl="8" w:tentative="1">
+      <w:start w:val="1"/>
+      <w:numFmt w:val="bullet"/>
+      <w:lvlText w:val=""/>
+      <w:lvlJc w:val="left"/>
+      <w:pPr>
+        <w:tabs>
+          <w:tab w:val="num" w:pos="6480"/>
+        </w:tabs>
+        <w:ind w:left="6480" w:hanging="360"/>
+      </w:pPr>
+      <w:rPr>
+        <w:rFonts w:ascii="Wingdings" w:hAnsi="Wingdings" w:hint="default"/>
+        <w:sz w:val="20"/>
+      </w:rPr>
+    </w:lvl>
+  </w:abstractNum>
+  <w:abstractNum w:abstractNumId="2" w15:restartNumberingAfterBreak="0">
     <w:nsid w:val="2E90052D"/>
     <w:multiLevelType w:val="multilevel"/>
     <w:tmpl w:val="7CB49842"/>
@@ -1730,7 +2214,7 @@
       </w:pPr>
     </w:lvl>
   </w:abstractNum>
-  <w:abstractNum w:abstractNumId="2" w15:restartNumberingAfterBreak="0">
+  <w:abstractNum w:abstractNumId="3" w15:restartNumberingAfterBreak="0">
     <w:nsid w:val="5AAC3637"/>
     <w:multiLevelType w:val="multilevel"/>
     <w:tmpl w:val="200AA0B2"/>
@@ -1879,7 +2363,7 @@
       </w:rPr>
     </w:lvl>
   </w:abstractNum>
-  <w:abstractNum w:abstractNumId="3" w15:restartNumberingAfterBreak="0">
+  <w:abstractNum w:abstractNumId="4" w15:restartNumberingAfterBreak="0">
     <w:nsid w:val="77F00F6A"/>
     <w:multiLevelType w:val="multilevel"/>
     <w:tmpl w:val="F10E48F6"/>
@@ -2028,7 +2512,7 @@
       </w:rPr>
     </w:lvl>
   </w:abstractNum>
-  <w:abstractNum w:abstractNumId="4" w15:restartNumberingAfterBreak="0">
+  <w:abstractNum w:abstractNumId="5" w15:restartNumberingAfterBreak="0">
     <w:nsid w:val="78F1014F"/>
     <w:multiLevelType w:val="multilevel"/>
     <w:tmpl w:val="C7E4ED06"/>
@@ -2181,15 +2665,18 @@
     <w:abstractNumId w:val="0"/>
   </w:num>
   <w:num w:numId="2" w16cid:durableId="1507402433">
+    <w:abstractNumId w:val="5"/>
+  </w:num>
+  <w:num w:numId="3" w16cid:durableId="1068654964">
     <w:abstractNumId w:val="4"/>
   </w:num>
-  <w:num w:numId="3" w16cid:durableId="1068654964">
+  <w:num w:numId="4" w16cid:durableId="495850427">
     <w:abstractNumId w:val="3"/>
   </w:num>
-  <w:num w:numId="4" w16cid:durableId="495850427">
+  <w:num w:numId="5" w16cid:durableId="1182082932">
     <w:abstractNumId w:val="2"/>
   </w:num>
-  <w:num w:numId="5" w16cid:durableId="1182082932">
+  <w:num w:numId="6" w16cid:durableId="1551264209">
     <w:abstractNumId w:val="1"/>
   </w:num>
 </w:numbering>
@@ -3182,6 +3669,41 @@
       <w:bCs/>
     </w:rPr>
   </w:style>
+  <w:style w:type="paragraph" w:customStyle="1" w:styleId="ui-markdownparagraph">
+    <w:name w:val="ui-markdown__paragraph"/>
+    <w:basedOn w:val="a"/>
+    <w:rsid w:val="008C54A0"/>
+    <w:pPr>
+      <w:widowControl/>
+      <w:spacing w:before="100" w:beforeAutospacing="1" w:after="100" w:afterAutospacing="1" w:line="240" w:lineRule="auto"/>
+    </w:pPr>
+    <w:rPr>
+      <w:rFonts w:ascii="宋体" w:eastAsia="宋体" w:hAnsi="宋体" w:cs="宋体"/>
+      <w:kern w:val="0"/>
+      <w:sz w:val="24"/>
+      <w14:ligatures w14:val="none"/>
+    </w:rPr>
+  </w:style>
+  <w:style w:type="character" w:customStyle="1" w:styleId="font-semibold">
+    <w:name w:val="font-semibold"/>
+    <w:basedOn w:val="a0"/>
+    <w:rsid w:val="008C54A0"/>
+  </w:style>
+  <w:style w:type="paragraph" w:customStyle="1" w:styleId="ui-markdownlist-item">
+    <w:name w:val="ui-markdown__list-item"/>
+    <w:basedOn w:val="a"/>
+    <w:rsid w:val="008C54A0"/>
+    <w:pPr>
+      <w:widowControl/>
+      <w:spacing w:before="100" w:beforeAutospacing="1" w:after="100" w:afterAutospacing="1" w:line="240" w:lineRule="auto"/>
+    </w:pPr>
+    <w:rPr>
+      <w:rFonts w:ascii="宋体" w:eastAsia="宋体" w:hAnsi="宋体" w:cs="宋体"/>
+      <w:kern w:val="0"/>
+      <w:sz w:val="24"/>
+      <w14:ligatures w14:val="none"/>
+    </w:rPr>
+  </w:style>
 </w:styles>
 </file>
 

--- a/跟其他论文平台比较.docx
+++ b/跟其他论文平台比较.docx
@@ -50,9 +50,6 @@
     <w:p>
       <w:pPr>
         <w:pStyle w:val="1"/>
-        <w:rPr>
-          <w:rFonts w:hint="eastAsia"/>
-        </w:rPr>
       </w:pPr>
       <w:proofErr w:type="spellStart"/>
       <w:r>
@@ -182,11 +179,6 @@
       </w:r>
     </w:p>
     <w:p>
-      <w:pPr>
-        <w:rPr>
-          <w:rFonts w:hint="eastAsia"/>
-        </w:rPr>
-      </w:pPr>
       <w:r>
         <w:t>一句话概括：</w:t>
       </w:r>
@@ -198,13 +190,7 @@
         <w:t>CGRA 是介于 GPU/专用加速器与 FPGA 之间，强调“可重构数据流 + 高能效”的并行计算架构。</w:t>
       </w:r>
     </w:p>
-    <w:p>
-      <w:pPr>
-        <w:rPr>
-          <w:rFonts w:hint="eastAsia"/>
-        </w:rPr>
-      </w:pPr>
-    </w:p>
+    <w:p/>
     <w:p>
       <w:pPr>
         <w:widowControl/>
@@ -409,28 +395,97 @@
         <w:t>。</w:t>
       </w:r>
     </w:p>
-    <w:p>
-      <w:pPr>
+    <w:p/>
+    <w:p>
+      <w:pPr>
+        <w:pStyle w:val="2"/>
+      </w:pPr>
+      <w:r>
+        <w:t>主口径：7 个应用 kernel 同时常驻</w:t>
+      </w:r>
+    </w:p>
+    <w:p>
+      <w:r>
+        <w:t xml:space="preserve">包含 </w:t>
+      </w:r>
+      <w:proofErr w:type="spellStart"/>
+      <w:r>
+        <w:t>dbl_max</w:t>
+      </w:r>
+      <w:proofErr w:type="spellEnd"/>
+      <w:r>
+        <w:t>、</w:t>
+      </w:r>
+      <w:proofErr w:type="spellStart"/>
+      <w:r>
+        <w:t>dbl_min</w:t>
+      </w:r>
+      <w:proofErr w:type="spellEnd"/>
+      <w:r>
+        <w:t>、</w:t>
+      </w:r>
+      <w:proofErr w:type="spellStart"/>
+      <w:r>
+        <w:t>fft_bitrev</w:t>
+      </w:r>
+      <w:proofErr w:type="spellEnd"/>
+      <w:r>
+        <w:t>、</w:t>
+      </w:r>
+      <w:proofErr w:type="spellStart"/>
+      <w:r>
+        <w:t>fft_cplx</w:t>
+      </w:r>
+      <w:proofErr w:type="spellEnd"/>
+      <w:r>
+        <w:t>、</w:t>
+      </w:r>
+      <w:proofErr w:type="spellStart"/>
+      <w:r>
+        <w:t>fft_cplx_forever</w:t>
+      </w:r>
+      <w:proofErr w:type="spellEnd"/>
+      <w:r>
+        <w:t>、</w:t>
+      </w:r>
+      <w:proofErr w:type="spellStart"/>
+      <w:r>
+        <w:t>max_peak</w:t>
+      </w:r>
+      <w:proofErr w:type="spellEnd"/>
+      <w:r>
+        <w:t>、</w:t>
+      </w:r>
+      <w:proofErr w:type="spellStart"/>
+      <w:r>
+        <w:t>min_max_circular</w:t>
+      </w:r>
+      <w:proofErr w:type="spellEnd"/>
+      <w:r>
+        <w:t>；合计 118 个 context 地址、293 个有效 row 字，平均 2.483/4，24 拍四槽全开。118 行能直接放进原平台的 128 深 bank。</w:t>
+      </w:r>
+      <w:r>
         <w:rPr>
           <w:rFonts w:hint="eastAsia"/>
         </w:rPr>
-      </w:pPr>
+        <w:t>所以我的方案没有收益。</w:t>
+      </w:r>
     </w:p>
     <w:p>
       <w:pPr>
         <w:pStyle w:val="2"/>
       </w:pPr>
       <w:r>
-        <w:t>主口径：7 个应用 kernel 同时常驻</w:t>
-      </w:r>
-    </w:p>
-    <w:p>
-      <w:r>
-        <w:t xml:space="preserve">包含 </w:t>
+        <w:t>压力口径：仓库全部 12 个公开映射同时放入</w:t>
+      </w:r>
+    </w:p>
+    <w:p>
+      <w:r>
+        <w:t xml:space="preserve">此口径再加入 </w:t>
       </w:r>
       <w:proofErr w:type="spellStart"/>
       <w:r>
-        <w:t>dbl_max</w:t>
+        <w:t>check_size</w:t>
       </w:r>
       <w:proofErr w:type="spellEnd"/>
       <w:r>
@@ -438,90 +493,18 @@
       </w:r>
       <w:proofErr w:type="spellStart"/>
       <w:r>
-        <w:t>dbl_min</w:t>
+        <w:t>func_test</w:t>
       </w:r>
       <w:proofErr w:type="spellEnd"/>
       <w:r>
-        <w:t>、</w:t>
-      </w:r>
-      <w:proofErr w:type="spellStart"/>
-      <w:r>
-        <w:t>fft_bitrev</w:t>
-      </w:r>
-      <w:proofErr w:type="spellEnd"/>
-      <w:r>
-        <w:t>、</w:t>
-      </w:r>
-      <w:proofErr w:type="spellStart"/>
-      <w:r>
-        <w:t>fft_cplx</w:t>
-      </w:r>
-      <w:proofErr w:type="spellEnd"/>
-      <w:r>
-        <w:t>、</w:t>
-      </w:r>
-      <w:proofErr w:type="spellStart"/>
-      <w:r>
-        <w:t>fft_cplx_forever</w:t>
-      </w:r>
-      <w:proofErr w:type="spellEnd"/>
-      <w:r>
-        <w:t>、</w:t>
-      </w:r>
-      <w:proofErr w:type="spellStart"/>
-      <w:r>
-        <w:t>max_peak</w:t>
-      </w:r>
-      <w:proofErr w:type="spellEnd"/>
-      <w:r>
-        <w:t>、</w:t>
-      </w:r>
-      <w:proofErr w:type="spellStart"/>
-      <w:r>
-        <w:t>min_max_circular</w:t>
-      </w:r>
-      <w:proofErr w:type="spellEnd"/>
-      <w:r>
-        <w:t>；合计 118 个 context 地址、293 个有效 row 字，平均 2.483/4，24 拍四槽全开。118 行能直接放进原平台的 128 深 bank。</w:t>
-      </w:r>
-      <w:r>
-        <w:rPr>
-          <w:rFonts w:hint="eastAsia"/>
-        </w:rPr>
-        <w:t>所以我的方案没有收益。</w:t>
-      </w:r>
-    </w:p>
-    <w:p>
-      <w:pPr>
-        <w:pStyle w:val="2"/>
-      </w:pPr>
-      <w:r>
-        <w:t>压力口径：仓库全部 12 个公开映射同时放入</w:t>
-      </w:r>
-    </w:p>
-    <w:p>
-      <w:r>
-        <w:t xml:space="preserve">此口径再加入 </w:t>
-      </w:r>
-      <w:proofErr w:type="spellStart"/>
-      <w:r>
-        <w:t>check_size</w:t>
-      </w:r>
-      <w:proofErr w:type="spellEnd"/>
-      <w:r>
-        <w:t>、</w:t>
-      </w:r>
-      <w:proofErr w:type="spellStart"/>
-      <w:r>
-        <w:t>func_test</w:t>
-      </w:r>
-      <w:proofErr w:type="spellEnd"/>
-      <w:r>
         <w:t xml:space="preserve"> 和三个 while-loop 利用率测试，共 348 地址、1,020 个有效 row 字。它超过原 128 深物理 context memory，所以代表“把平台扩到可同时放下全部公开映射”的设计实验，不是原芯片现成容量；且 203/348 拍四槽全开，明显受测试程序支配。</w:t>
       </w:r>
     </w:p>
     <w:p>
       <w:r>
+        <w:rPr>
+          <w:noProof/>
+        </w:rPr>
         <w:drawing>
           <wp:inline distT="0" distB="0" distL="0" distR="0" wp14:anchorId="5CBA8D16" wp14:editId="0C7AF562">
             <wp:extent cx="5274310" cy="2210435"/>
@@ -679,55 +662,7 @@
             <w:u w:val="none"/>
             <w:shd w:val="clear" w:color="auto" w:fill="FFFFFF"/>
           </w:rPr>
-          <w:t>Energy-effici</w:t>
-        </w:r>
-        <w:r>
-          <w:rPr>
-            <w:rStyle w:val="af"/>
-            <w:rFonts w:ascii="Segoe UI" w:hAnsi="Segoe UI" w:cs="Segoe UI"/>
-            <w:color w:val="175CD3"/>
-            <w:sz w:val="23"/>
-            <w:szCs w:val="23"/>
-            <w:u w:val="none"/>
-            <w:shd w:val="clear" w:color="auto" w:fill="FFFFFF"/>
-          </w:rPr>
-          <w:t>e</w:t>
-        </w:r>
-        <w:r>
-          <w:rPr>
-            <w:rStyle w:val="af"/>
-            <w:rFonts w:ascii="Segoe UI" w:hAnsi="Segoe UI" w:cs="Segoe UI"/>
-            <w:color w:val="175CD3"/>
-            <w:sz w:val="23"/>
-            <w:szCs w:val="23"/>
-            <w:u w:val="none"/>
-            <w:shd w:val="clear" w:color="auto" w:fill="FFFFFF"/>
-          </w:rPr>
-          <w:t>nt instruction compression with p</w:t>
-        </w:r>
-        <w:r>
-          <w:rPr>
-            <w:rStyle w:val="af"/>
-            <w:rFonts w:ascii="Segoe UI" w:hAnsi="Segoe UI" w:cs="Segoe UI"/>
-            <w:color w:val="175CD3"/>
-            <w:sz w:val="23"/>
-            <w:szCs w:val="23"/>
-            <w:u w:val="none"/>
-            <w:shd w:val="clear" w:color="auto" w:fill="FFFFFF"/>
-          </w:rPr>
-          <w:t>r</w:t>
-        </w:r>
-        <w:r>
-          <w:rPr>
-            <w:rStyle w:val="af"/>
-            <w:rFonts w:ascii="Segoe UI" w:hAnsi="Segoe UI" w:cs="Segoe UI"/>
-            <w:color w:val="175CD3"/>
-            <w:sz w:val="23"/>
-            <w:szCs w:val="23"/>
-            <w:u w:val="none"/>
-            <w:shd w:val="clear" w:color="auto" w:fill="FFFFFF"/>
-          </w:rPr>
-          <w:t>ogrammable dictionaries</w:t>
+          <w:t>Energy-efficient instruction compression with programmable dictionaries</w:t>
         </w:r>
       </w:hyperlink>
       <w:r>
@@ -1548,6 +1483,9 @@
     </w:p>
     <w:p>
       <w:r>
+        <w:rPr>
+          <w:noProof/>
+        </w:rPr>
         <w:drawing>
           <wp:inline distT="0" distB="0" distL="0" distR="0" wp14:anchorId="604390E5" wp14:editId="7DD46F1E">
             <wp:extent cx="5274310" cy="3618865"/>
@@ -1702,9 +1640,6 @@
     <w:p>
       <w:pPr>
         <w:pStyle w:val="1"/>
-        <w:rPr>
-          <w:rFonts w:hint="eastAsia"/>
-        </w:rPr>
       </w:pPr>
       <w:r>
         <w:rPr>
@@ -1812,6 +1747,7 @@
       </w:r>
     </w:p>
     <w:p>
+      <w:bookmarkStart w:id="1" w:name="OLE_LINK2"/>
       <w:r>
         <w:t>compress-vliw/plan/openasip_equal_width_tta_chstone_embench_e0e1e2e6_plan_2026-09-11.html</w:t>
       </w:r>
@@ -1825,6 +1761,253 @@
       </w:r>
       <w:r>
         <w:t>(Multanen)</w:t>
+      </w:r>
+    </w:p>
+    <w:p>
+      <w:r>
+        <w:rPr>
+          <w:rFonts w:hint="eastAsia"/>
+        </w:rPr>
+        <w:t>虽然做了。但放弃这个东西。因为如果做成等宽槽，各槽之间可以随意交换，那么编译器就可以自己把slot排的更均匀，那么相对于纵向压缩就没有收益了。</w:t>
+      </w:r>
+    </w:p>
+    <w:p>
+      <w:r>
+        <w:t>理想外部平台应满足：</w:t>
+      </w:r>
+    </w:p>
+    <w:p>
+      <w:r>
+        <w:t>1. 每周期输出完整宽控制字；</w:t>
+      </w:r>
+    </w:p>
+    <w:p>
+      <w:r>
+        <w:t>2. 逻辑slot等宽或可按少量宽度类别划分；</w:t>
+      </w:r>
+    </w:p>
+    <w:p>
+      <w:r>
+        <w:t>3. slot具有固定功能或空间身份，不能免费互换；</w:t>
+      </w:r>
+    </w:p>
+    <w:p>
+      <w:r>
+        <w:lastRenderedPageBreak/>
+        <w:t>4. 指令中存在明确NOP；</w:t>
+      </w:r>
+    </w:p>
+    <w:p>
+      <w:r>
+        <w:t>5. 每周期有效slot峰值明显小于总slot数，或者各slot长期负载明显不均；</w:t>
+      </w:r>
+    </w:p>
+    <w:p>
+      <w:r>
+        <w:t>6. 有公开RTL、映射结果或逐周期trace；</w:t>
+      </w:r>
+    </w:p>
+    <w:p>
+      <w:r>
+        <w:t>7. 没有已经使用等价的共享bank压缩。</w:t>
+      </w:r>
+    </w:p>
+    <w:p>
+      <w:r>
+        <w:t>关键是第3点。</w:t>
+      </w:r>
+    </w:p>
+    <w:bookmarkEnd w:id="1"/>
+    <w:p>
+      <w:pPr>
+        <w:pStyle w:val="2"/>
+      </w:pPr>
+      <w:r>
+        <w:rPr>
+          <w:rFonts w:hint="eastAsia"/>
+        </w:rPr>
+        <w:t>最终判断</w:t>
+      </w:r>
+    </w:p>
+    <w:p>
+      <w:r>
+        <w:rPr>
+          <w:rFonts w:hint="eastAsia"/>
+        </w:rPr>
+        <w:t>首选还是</w:t>
+      </w:r>
+      <w:proofErr w:type="spellStart"/>
+      <w:r>
+        <w:t>OpenEdgeCGRA</w:t>
+      </w:r>
+      <w:proofErr w:type="spellEnd"/>
+      <w:r>
+        <w:t>：</w:t>
+      </w:r>
+      <w:proofErr w:type="spellStart"/>
+      <w:r>
+        <w:t>OpenEdgeCGRA</w:t>
+      </w:r>
+      <w:proofErr w:type="spellEnd"/>
+      <w:r>
+        <w:t>的PE在计算功能上基本同构，但每个配置槽绑定一个空间坐标、局部状态和邻接通信关系。因此不能通过逐周期的简单槽置换平衡纵向存储；合法置换需要进行跨周期的空间映射、路由和状态重分配。</w:t>
+      </w:r>
+    </w:p>
+    <w:p>
+      <w:r>
+        <w:t>论文里可以把这一点表述为：</w:t>
+      </w:r>
+    </w:p>
+    <w:p>
+      <w:r>
+        <w:t>PE同构性只提供了重新映射的可能性，却不能自动解决各空间位置在整个程序范围内的配置数量不均衡。全局位置置换保持各槽长度的集合及最大值不变；细粒度操作迁移则需要重新进行调度、布线和状态分配，且无法保证无性能损失。E2通过将物理存储lane与逻辑PE位置解耦，使不同逻辑槽共享存储容量，同时保持原有映射和执行周期不变。</w:t>
+      </w:r>
+    </w:p>
+    <w:p/>
+    <w:p>
+      <w:pPr>
+        <w:pStyle w:val="1"/>
+      </w:pPr>
+      <w:r>
+        <w:rPr>
+          <w:rFonts w:hint="eastAsia"/>
+        </w:rPr>
+        <w:t>9月14日</w:t>
+      </w:r>
+    </w:p>
+    <w:p>
+      <w:r>
+        <w:t>openedge_ccf_NeqM_striping_prior_work_cacti_study_2026-09-13</w:t>
+      </w:r>
+      <w:r>
+        <w:t>.html</w:t>
+      </w:r>
+    </w:p>
+    <w:p>
+      <w:pPr>
+        <w:rPr>
+          <w:rFonts w:hint="eastAsia"/>
+        </w:rPr>
+      </w:pPr>
+      <w:r>
+        <w:rPr>
+          <w:rFonts w:hint="eastAsia"/>
+        </w:rPr>
+        <w:t>评价：</w:t>
+      </w:r>
+    </w:p>
+    <w:p>
+      <w:r>
+        <w:t>1. CCF的bank数太多，指令又太少。感觉可以放弃。后续只专注于</w:t>
+      </w:r>
+      <w:proofErr w:type="spellStart"/>
+      <w:r>
+        <w:t>openedge</w:t>
+      </w:r>
+      <w:proofErr w:type="spellEnd"/>
+      <w:r>
+        <w:t xml:space="preserve"> CGRA的实验。</w:t>
+      </w:r>
+    </w:p>
+    <w:p>
+      <w:r>
+        <w:t>2. 在前一次的实验结果上继续进行实验。如果7个应用池上效果不好，那么就在12mapping压力池上完成。需要明确说明这12个mapping每个程序的指令条数等必要信息。</w:t>
+      </w:r>
+    </w:p>
+    <w:p>
+      <w:r>
+        <w:t>3. 另外，本方案条带化+</w:t>
+      </w:r>
+      <w:proofErr w:type="spellStart"/>
+      <w:r>
+        <w:t>phase_q</w:t>
+      </w:r>
+      <w:proofErr w:type="spellEnd"/>
+      <w:r>
+        <w:t>不需要额外存储什么呀？每个程序进来都会输入对应的</w:t>
+      </w:r>
+      <w:proofErr w:type="spellStart"/>
+      <w:r>
+        <w:t>addr</w:t>
+      </w:r>
+      <w:proofErr w:type="spellEnd"/>
+      <w:r>
+        <w:t>和</w:t>
+      </w:r>
+      <w:proofErr w:type="spellStart"/>
+      <w:r>
+        <w:t>phase_q</w:t>
+      </w:r>
+      <w:proofErr w:type="spellEnd"/>
+      <w:r>
+        <w:t>，所以我认为有效逻辑bit不用给每个程序增加2bit。</w:t>
+      </w:r>
+    </w:p>
+    <w:p>
+      <w:r>
+        <w:t>4. 静态完整指令字典是怎样构建的，它是否有对应的论文？论述Lee2018和Multanen2024在这个平台上的实现方法、特点与结果分析。</w:t>
+      </w:r>
+    </w:p>
+    <w:p>
+      <w:r>
+        <w:lastRenderedPageBreak/>
+        <w:t>5. 是否能构造出审稿人不会质疑又对我的方案更有利的实验？比如扩大压力池？请用实验结果回答。</w:t>
+      </w:r>
+    </w:p>
+    <w:p/>
+    <w:p>
+      <w:r>
+        <w:t>openedge_phase_pool_robustness_and_prior_work_2026-09-14</w:t>
+      </w:r>
+      <w:r>
+        <w:t>.html</w:t>
+      </w:r>
+    </w:p>
+    <w:p>
+      <w:pPr>
+        <w:rPr>
+          <w:rFonts w:hint="eastAsia"/>
+        </w:rPr>
+      </w:pPr>
+      <w:r>
+        <w:rPr>
+          <w:rFonts w:hint="eastAsia"/>
+        </w:rPr>
+        <w:t>评价：</w:t>
+      </w:r>
+    </w:p>
+    <w:p>
+      <w:r>
+        <w:t>新增独立、功能可验证的</w:t>
+      </w:r>
+      <w:proofErr w:type="spellStart"/>
+      <w:r>
+        <w:t>OpenEdge</w:t>
+      </w:r>
+      <w:proofErr w:type="spellEnd"/>
+      <w:r>
+        <w:t xml:space="preserve"> mapping：选择</w:t>
+      </w:r>
+      <w:proofErr w:type="spellStart"/>
+      <w:r>
+        <w:t>PolyBench</w:t>
+      </w:r>
+      <w:proofErr w:type="spellEnd"/>
+      <w:r>
+        <w:t>/</w:t>
+      </w:r>
+      <w:proofErr w:type="spellStart"/>
+      <w:r>
+        <w:t>MachSuite</w:t>
+      </w:r>
+      <w:proofErr w:type="spellEnd"/>
+      <w:r>
+        <w:t>等循环kernel，按当前32-bit ISA映射，生成instructions_*.py，用官方行为模拟器对照C参考输出，再纳入池统计。</w:t>
+      </w:r>
+    </w:p>
+    <w:p>
+      <w:r>
+        <w:t>因为现在你每一个mapping里面指令条数太少了。这样SRAM本身还不到0.1平方毫米，压缩有什么意义？请造出独立、功能可验证并且指令条数较大的实验，然后重新给我生成这个报告。</w:t>
       </w:r>
     </w:p>
     <w:sectPr>
@@ -3288,6 +3471,7 @@
   <w:style w:type="character" w:default="1" w:styleId="a0">
     <w:name w:val="Default Paragraph Font"/>
     <w:uiPriority w:val="1"/>
+    <w:semiHidden/>
     <w:unhideWhenUsed/>
   </w:style>
   <w:style w:type="table" w:default="1" w:styleId="a1">
